--- a/relatorio_final/relatorio_final.docx
+++ b/relatorio_final/relatorio_final.docx
@@ -843,7 +843,103 @@
           <w:lang w:eastAsia="pt-BR"/>
           <w14:ligatures w14:val="none"/>
         </w:rPr>
-        <w:t>A codificação NRZ caracteriza-se por manter o nível lógico do sinal constante durante todo o intervalo de transmissão de cada bit, sem retorno obrigatório ao nível zero entre símbolos consecutivos. Essa característica reduz a quantidade de transições no sinal e diminui a largura de banda necessária para transmissão.</w:t>
+        <w:t>A codificação NRZ</w:t>
+      </w:r>
+      <w:r>
+        <w:rPr>
+          <w:rFonts w:ascii="Arial" w:eastAsia="Times New Roman" w:hAnsi="Arial" w:cs="Arial"/>
+          <w:kern w:val="0"/>
+          <w:lang w:eastAsia="pt-BR"/>
+          <w14:ligatures w14:val="none"/>
+        </w:rPr>
+        <w:t xml:space="preserve"> (Non-</w:t>
+      </w:r>
+      <w:proofErr w:type="spellStart"/>
+      <w:r>
+        <w:rPr>
+          <w:rFonts w:ascii="Arial" w:eastAsia="Times New Roman" w:hAnsi="Arial" w:cs="Arial"/>
+          <w:kern w:val="0"/>
+          <w:lang w:eastAsia="pt-BR"/>
+          <w14:ligatures w14:val="none"/>
+        </w:rPr>
+        <w:t>Return</w:t>
+      </w:r>
+      <w:proofErr w:type="spellEnd"/>
+      <w:r>
+        <w:rPr>
+          <w:rFonts w:ascii="Arial" w:eastAsia="Times New Roman" w:hAnsi="Arial" w:cs="Arial"/>
+          <w:kern w:val="0"/>
+          <w:lang w:eastAsia="pt-BR"/>
+          <w14:ligatures w14:val="none"/>
+        </w:rPr>
+        <w:t>-</w:t>
+      </w:r>
+      <w:proofErr w:type="spellStart"/>
+      <w:r>
+        <w:rPr>
+          <w:rFonts w:ascii="Arial" w:eastAsia="Times New Roman" w:hAnsi="Arial" w:cs="Arial"/>
+          <w:kern w:val="0"/>
+          <w:lang w:eastAsia="pt-BR"/>
+          <w14:ligatures w14:val="none"/>
+        </w:rPr>
+        <w:t>to</w:t>
+      </w:r>
+      <w:proofErr w:type="spellEnd"/>
+      <w:r>
+        <w:rPr>
+          <w:rFonts w:ascii="Arial" w:eastAsia="Times New Roman" w:hAnsi="Arial" w:cs="Arial"/>
+          <w:kern w:val="0"/>
+          <w:lang w:eastAsia="pt-BR"/>
+          <w14:ligatures w14:val="none"/>
+        </w:rPr>
+        <w:t>-Zero)</w:t>
+      </w:r>
+      <w:r>
+        <w:rPr>
+          <w:rFonts w:ascii="Arial" w:eastAsia="Times New Roman" w:hAnsi="Arial" w:cs="Arial"/>
+          <w:kern w:val="0"/>
+          <w:lang w:eastAsia="pt-BR"/>
+          <w14:ligatures w14:val="none"/>
+        </w:rPr>
+        <w:t xml:space="preserve"> caracteriza-se por manter o nível lógico do sinal constante durante todo o intervalo de transmissão de cada bit, sem retorno obrigatório ao nível zero entre símbolos consecutivos. Essa característica reduz a quantidade de transições no sinal e diminui a largura de banda necessária para transmissão</w:t>
+      </w:r>
+      <w:r>
+        <w:rPr>
+          <w:rFonts w:ascii="Arial" w:eastAsia="Times New Roman" w:hAnsi="Arial" w:cs="Arial"/>
+          <w:kern w:val="0"/>
+          <w:lang w:eastAsia="pt-BR"/>
+          <w14:ligatures w14:val="none"/>
+        </w:rPr>
+        <w:t xml:space="preserve"> (</w:t>
+      </w:r>
+      <w:proofErr w:type="spellStart"/>
+      <w:r>
+        <w:rPr>
+          <w:rFonts w:ascii="Arial" w:eastAsia="Times New Roman" w:hAnsi="Arial" w:cs="Arial"/>
+          <w:kern w:val="0"/>
+          <w:lang w:eastAsia="pt-BR"/>
+          <w14:ligatures w14:val="none"/>
+        </w:rPr>
+        <w:t>Forouzan</w:t>
+      </w:r>
+      <w:proofErr w:type="spellEnd"/>
+      <w:r>
+        <w:rPr>
+          <w:rFonts w:ascii="Arial" w:eastAsia="Times New Roman" w:hAnsi="Arial" w:cs="Arial"/>
+          <w:kern w:val="0"/>
+          <w:lang w:eastAsia="pt-BR"/>
+          <w14:ligatures w14:val="none"/>
+        </w:rPr>
+        <w:t>, 2008)</w:t>
+      </w:r>
+      <w:r>
+        <w:rPr>
+          <w:rFonts w:ascii="Arial" w:eastAsia="Times New Roman" w:hAnsi="Arial" w:cs="Arial"/>
+          <w:kern w:val="0"/>
+          <w:lang w:eastAsia="pt-BR"/>
+          <w14:ligatures w14:val="none"/>
+        </w:rPr>
+        <w:t>.</w:t>
       </w:r>
     </w:p>
     <w:p>
@@ -1836,6 +1932,19 @@
     <w:p>
       <w:pPr>
         <w:spacing w:before="100" w:beforeAutospacing="1" w:after="100" w:afterAutospacing="1" w:line="240" w:lineRule="auto"/>
+        <w:ind w:firstLine="708"/>
+        <w:jc w:val="both"/>
+        <w:rPr>
+          <w:rFonts w:ascii="Arial" w:eastAsia="Times New Roman" w:hAnsi="Arial" w:cs="Arial"/>
+          <w:kern w:val="0"/>
+          <w:lang w:eastAsia="pt-BR"/>
+          <w14:ligatures w14:val="none"/>
+        </w:rPr>
+      </w:pPr>
+    </w:p>
+    <w:p>
+      <w:pPr>
+        <w:spacing w:before="100" w:beforeAutospacing="1" w:after="100" w:afterAutospacing="1" w:line="240" w:lineRule="auto"/>
         <w:jc w:val="both"/>
         <w:outlineLvl w:val="1"/>
         <w:rPr>
@@ -2038,6 +2147,18 @@
       <w:pPr>
         <w:spacing w:before="100" w:beforeAutospacing="1" w:after="100" w:afterAutospacing="1" w:line="240" w:lineRule="auto"/>
         <w:jc w:val="both"/>
+        <w:rPr>
+          <w:rFonts w:ascii="Arial" w:eastAsia="Times New Roman" w:hAnsi="Arial" w:cs="Arial"/>
+          <w:kern w:val="0"/>
+          <w:lang w:eastAsia="pt-BR"/>
+          <w14:ligatures w14:val="none"/>
+        </w:rPr>
+      </w:pPr>
+    </w:p>
+    <w:p>
+      <w:pPr>
+        <w:spacing w:before="100" w:beforeAutospacing="1" w:after="100" w:afterAutospacing="1" w:line="240" w:lineRule="auto"/>
+        <w:jc w:val="both"/>
         <w:outlineLvl w:val="1"/>
         <w:rPr>
           <w:rFonts w:ascii="Arial" w:eastAsia="Times New Roman" w:hAnsi="Arial" w:cs="Arial"/>
@@ -2057,9 +2178,134 @@
           <w:lang w:eastAsia="pt-BR"/>
           <w14:ligatures w14:val="none"/>
         </w:rPr>
-        <w:t>6</w:t>
-      </w:r>
-      <w:r>
+        <w:t>6 IMPLEMENTAÇÃO EM FPGA</w:t>
+      </w:r>
+    </w:p>
+    <w:p>
+      <w:pPr>
+        <w:spacing w:before="100" w:beforeAutospacing="1" w:after="100" w:afterAutospacing="1" w:line="240" w:lineRule="auto"/>
+        <w:ind w:firstLine="708"/>
+        <w:jc w:val="both"/>
+        <w:rPr>
+          <w:rFonts w:ascii="Arial" w:eastAsia="Times New Roman" w:hAnsi="Arial" w:cs="Arial"/>
+          <w:kern w:val="0"/>
+          <w:lang w:eastAsia="pt-BR"/>
+          <w14:ligatures w14:val="none"/>
+        </w:rPr>
+      </w:pPr>
+      <w:r>
+        <w:rPr>
+          <w:rFonts w:ascii="Arial" w:eastAsia="Times New Roman" w:hAnsi="Arial" w:cs="Arial"/>
+          <w:kern w:val="0"/>
+          <w:lang w:eastAsia="pt-BR"/>
+          <w14:ligatures w14:val="none"/>
+        </w:rPr>
+        <w:t xml:space="preserve">Após a validação por simulação, os projetos foram sintetizados e implementados na placa Basys3. O </w:t>
+      </w:r>
+      <w:proofErr w:type="spellStart"/>
+      <w:r>
+        <w:rPr>
+          <w:rFonts w:ascii="Arial" w:eastAsia="Times New Roman" w:hAnsi="Arial" w:cs="Arial"/>
+          <w:kern w:val="0"/>
+          <w:lang w:eastAsia="pt-BR"/>
+          <w14:ligatures w14:val="none"/>
+        </w:rPr>
+        <w:t>clock</w:t>
+      </w:r>
+      <w:proofErr w:type="spellEnd"/>
+      <w:r>
+        <w:rPr>
+          <w:rFonts w:ascii="Arial" w:eastAsia="Times New Roman" w:hAnsi="Arial" w:cs="Arial"/>
+          <w:kern w:val="0"/>
+          <w:lang w:eastAsia="pt-BR"/>
+          <w14:ligatures w14:val="none"/>
+        </w:rPr>
+        <w:t xml:space="preserve"> principal da FPGA foi utilizado como referência temporal para o sistema, enquanto os switches da placa serviram como fonte da sequência binária transmitida.</w:t>
+      </w:r>
+    </w:p>
+    <w:p>
+      <w:pPr>
+        <w:spacing w:before="100" w:beforeAutospacing="1" w:after="100" w:afterAutospacing="1" w:line="240" w:lineRule="auto"/>
+        <w:ind w:firstLine="708"/>
+        <w:jc w:val="both"/>
+        <w:rPr>
+          <w:rFonts w:ascii="Arial" w:eastAsia="Times New Roman" w:hAnsi="Arial" w:cs="Arial"/>
+          <w:kern w:val="0"/>
+          <w:lang w:eastAsia="pt-BR"/>
+          <w14:ligatures w14:val="none"/>
+        </w:rPr>
+      </w:pPr>
+      <w:r>
+        <w:rPr>
+          <w:rFonts w:ascii="Arial" w:eastAsia="Times New Roman" w:hAnsi="Arial" w:cs="Arial"/>
+          <w:kern w:val="0"/>
+          <w:lang w:eastAsia="pt-BR"/>
+          <w14:ligatures w14:val="none"/>
+        </w:rPr>
+        <w:lastRenderedPageBreak/>
+        <w:t xml:space="preserve">O botão físico da FPGA foi utilizado para iniciar e interromper a transmissão das sequências, operando em modo </w:t>
+      </w:r>
+      <w:proofErr w:type="spellStart"/>
+      <w:r>
+        <w:rPr>
+          <w:rFonts w:ascii="Arial" w:eastAsia="Times New Roman" w:hAnsi="Arial" w:cs="Arial"/>
+          <w:kern w:val="0"/>
+          <w:lang w:eastAsia="pt-BR"/>
+          <w14:ligatures w14:val="none"/>
+        </w:rPr>
+        <w:t>toggle</w:t>
+      </w:r>
+      <w:proofErr w:type="spellEnd"/>
+      <w:r>
+        <w:rPr>
+          <w:rFonts w:ascii="Arial" w:eastAsia="Times New Roman" w:hAnsi="Arial" w:cs="Arial"/>
+          <w:kern w:val="0"/>
+          <w:lang w:eastAsia="pt-BR"/>
+          <w14:ligatures w14:val="none"/>
+        </w:rPr>
+        <w:t>. O uso de temporização parametrizável possibilitou ajustar a velocidade de transmissão para níveis perceptíveis visualmente, permitindo acompanhar o funcionamento do sistema por meio dos LEDs e da saída serial.</w:t>
+      </w:r>
+    </w:p>
+    <w:p>
+      <w:pPr>
+        <w:spacing w:before="100" w:beforeAutospacing="1" w:after="100" w:afterAutospacing="1" w:line="240" w:lineRule="auto"/>
+        <w:ind w:firstLine="708"/>
+        <w:jc w:val="both"/>
+        <w:rPr>
+          <w:rFonts w:ascii="Arial" w:eastAsia="Times New Roman" w:hAnsi="Arial" w:cs="Arial"/>
+          <w:kern w:val="0"/>
+          <w:lang w:eastAsia="pt-BR"/>
+          <w14:ligatures w14:val="none"/>
+        </w:rPr>
+      </w:pPr>
+      <w:r>
+        <w:rPr>
+          <w:rFonts w:ascii="Arial" w:eastAsia="Times New Roman" w:hAnsi="Arial" w:cs="Arial"/>
+          <w:kern w:val="0"/>
+          <w:lang w:eastAsia="pt-BR"/>
+          <w14:ligatures w14:val="none"/>
+        </w:rPr>
+        <w:t>A implementação física confirmou o funcionamento correto dos circuitos desenvolvidos em simulação, demonstrando a compatibilidade entre a descrição comportamental em VHDL e sua realização prática em hardware programável.</w:t>
+      </w:r>
+    </w:p>
+    <w:p>
+      <w:pPr>
+        <w:spacing w:before="100" w:beforeAutospacing="1" w:after="100" w:afterAutospacing="1" w:line="240" w:lineRule="auto"/>
+        <w:ind w:firstLine="708"/>
+        <w:jc w:val="both"/>
+        <w:rPr>
+          <w:rFonts w:ascii="Arial" w:eastAsia="Times New Roman" w:hAnsi="Arial" w:cs="Arial"/>
+          <w:kern w:val="0"/>
+          <w:lang w:eastAsia="pt-BR"/>
+          <w14:ligatures w14:val="none"/>
+        </w:rPr>
+      </w:pPr>
+    </w:p>
+    <w:p>
+      <w:pPr>
+        <w:spacing w:before="100" w:beforeAutospacing="1" w:after="100" w:afterAutospacing="1" w:line="240" w:lineRule="auto"/>
+        <w:jc w:val="both"/>
+        <w:outlineLvl w:val="1"/>
         <w:rPr>
           <w:rFonts w:ascii="Arial" w:eastAsia="Times New Roman" w:hAnsi="Arial" w:cs="Arial"/>
           <w:b/>
@@ -2068,132 +2314,8 @@
           <w:lang w:eastAsia="pt-BR"/>
           <w14:ligatures w14:val="none"/>
         </w:rPr>
-        <w:t xml:space="preserve"> ANÁLISE DOS RESULTADOS</w:t>
-      </w:r>
-    </w:p>
-    <w:p>
-      <w:pPr>
-        <w:spacing w:before="100" w:beforeAutospacing="1" w:after="100" w:afterAutospacing="1" w:line="240" w:lineRule="auto"/>
-        <w:ind w:firstLine="708"/>
-        <w:jc w:val="both"/>
-        <w:rPr>
-          <w:rFonts w:ascii="Arial" w:eastAsia="Times New Roman" w:hAnsi="Arial" w:cs="Arial"/>
-          <w:kern w:val="0"/>
-          <w:lang w:eastAsia="pt-BR"/>
-          <w14:ligatures w14:val="none"/>
-        </w:rPr>
-      </w:pPr>
-      <w:r>
-        <w:rPr>
-          <w:rFonts w:ascii="Arial" w:eastAsia="Times New Roman" w:hAnsi="Arial" w:cs="Arial"/>
-          <w:kern w:val="0"/>
-          <w:lang w:eastAsia="pt-BR"/>
-          <w14:ligatures w14:val="none"/>
-        </w:rPr>
-        <w:t xml:space="preserve">Os resultados obtidos demonstraram diferenças importantes entre os dois métodos de codificação. O NRZ-L apresenta implementação extremamente simples, pois o sinal transmitido depende diretamente do valor lógico do bit. Entretanto, essa simplicidade torna o sistema mais vulnerável à inversão de polaridade no meio físico e dificulta a recuperação de </w:t>
-      </w:r>
-      <w:proofErr w:type="spellStart"/>
-      <w:r>
-        <w:rPr>
-          <w:rFonts w:ascii="Arial" w:eastAsia="Times New Roman" w:hAnsi="Arial" w:cs="Arial"/>
-          <w:kern w:val="0"/>
-          <w:lang w:eastAsia="pt-BR"/>
-          <w14:ligatures w14:val="none"/>
-        </w:rPr>
-        <w:t>clock</w:t>
-      </w:r>
-      <w:proofErr w:type="spellEnd"/>
-      <w:r>
-        <w:rPr>
-          <w:rFonts w:ascii="Arial" w:eastAsia="Times New Roman" w:hAnsi="Arial" w:cs="Arial"/>
-          <w:kern w:val="0"/>
-          <w:lang w:eastAsia="pt-BR"/>
-          <w14:ligatures w14:val="none"/>
-        </w:rPr>
-        <w:t xml:space="preserve"> em sequências longas sem transições.</w:t>
-      </w:r>
-    </w:p>
-    <w:p>
-      <w:pPr>
-        <w:spacing w:before="100" w:beforeAutospacing="1" w:after="100" w:afterAutospacing="1" w:line="240" w:lineRule="auto"/>
-        <w:ind w:firstLine="708"/>
-        <w:jc w:val="both"/>
-        <w:rPr>
-          <w:rFonts w:ascii="Arial" w:eastAsia="Times New Roman" w:hAnsi="Arial" w:cs="Arial"/>
-          <w:kern w:val="0"/>
-          <w:lang w:eastAsia="pt-BR"/>
-          <w14:ligatures w14:val="none"/>
-        </w:rPr>
-      </w:pPr>
-      <w:r>
-        <w:rPr>
-          <w:rFonts w:ascii="Arial" w:eastAsia="Times New Roman" w:hAnsi="Arial" w:cs="Arial"/>
-          <w:kern w:val="0"/>
-          <w:lang w:eastAsia="pt-BR"/>
-          <w14:ligatures w14:val="none"/>
-        </w:rPr>
-        <w:t xml:space="preserve">O NRZ-I, por sua vez, introduz uma lógica diferencial baseada em mudanças de estado. Essa característica melhora a robustez da transmissão e reduz problemas </w:t>
-      </w:r>
-      <w:r>
-        <w:rPr>
-          <w:rFonts w:ascii="Arial" w:eastAsia="Times New Roman" w:hAnsi="Arial" w:cs="Arial"/>
-          <w:kern w:val="0"/>
-          <w:lang w:eastAsia="pt-BR"/>
-          <w14:ligatures w14:val="none"/>
-        </w:rPr>
-        <w:lastRenderedPageBreak/>
-        <w:t>associados à polaridade da linha de comunicação. Além disso, a presença de transições frequentes em sequências contendo muitos bits ‘1’ contribui para melhor sincronização entre transmissor e receptor.</w:t>
-      </w:r>
-    </w:p>
-    <w:p>
-      <w:pPr>
-        <w:spacing w:before="100" w:beforeAutospacing="1" w:after="100" w:afterAutospacing="1" w:line="240" w:lineRule="auto"/>
-        <w:ind w:firstLine="708"/>
-        <w:jc w:val="both"/>
-        <w:rPr>
-          <w:rFonts w:ascii="Arial" w:eastAsia="Times New Roman" w:hAnsi="Arial" w:cs="Arial"/>
-          <w:kern w:val="0"/>
-          <w:lang w:eastAsia="pt-BR"/>
-          <w14:ligatures w14:val="none"/>
-        </w:rPr>
-      </w:pPr>
-      <w:r>
-        <w:rPr>
-          <w:rFonts w:ascii="Arial" w:eastAsia="Times New Roman" w:hAnsi="Arial" w:cs="Arial"/>
-          <w:kern w:val="0"/>
-          <w:lang w:eastAsia="pt-BR"/>
-          <w14:ligatures w14:val="none"/>
-        </w:rPr>
-        <w:t>Apesar dessas vantagens, ambos os métodos ainda apresentam limitações relacionadas à componente DC e à ausência de transições em longas sequências de bits ‘0’. Em aplicações reais, essas limitações normalmente são mitigadas por técnicas adicionais de codificação ou sincronização.</w:t>
-      </w:r>
-    </w:p>
-    <w:p>
-      <w:pPr>
-        <w:spacing w:before="100" w:beforeAutospacing="1" w:after="100" w:afterAutospacing="1" w:line="240" w:lineRule="auto"/>
-        <w:ind w:firstLine="708"/>
-        <w:jc w:val="both"/>
-        <w:rPr>
-          <w:rFonts w:ascii="Arial" w:eastAsia="Times New Roman" w:hAnsi="Arial" w:cs="Arial"/>
-          <w:kern w:val="0"/>
-          <w:lang w:eastAsia="pt-BR"/>
-          <w14:ligatures w14:val="none"/>
-        </w:rPr>
-      </w:pPr>
-      <w:r>
-        <w:rPr>
-          <w:rFonts w:ascii="Arial" w:eastAsia="Times New Roman" w:hAnsi="Arial" w:cs="Arial"/>
-          <w:kern w:val="0"/>
-          <w:lang w:eastAsia="pt-BR"/>
-          <w14:ligatures w14:val="none"/>
-        </w:rPr>
-        <w:t>A implementação em FPGA permitiu observar na prática o comportamento temporal das codificações, demonstrando como conceitos teóricos de comunicação digital podem ser traduzidos em circuitos síncronos reais utilizando lógica programável.</w:t>
-      </w:r>
-    </w:p>
-    <w:p>
-      <w:pPr>
-        <w:spacing w:before="100" w:beforeAutospacing="1" w:after="100" w:afterAutospacing="1" w:line="240" w:lineRule="auto"/>
-        <w:jc w:val="both"/>
-        <w:outlineLvl w:val="1"/>
+      </w:pPr>
+      <w:r>
         <w:rPr>
           <w:rFonts w:ascii="Arial" w:eastAsia="Times New Roman" w:hAnsi="Arial" w:cs="Arial"/>
           <w:b/>
@@ -2202,7 +2324,8 @@
           <w:lang w:eastAsia="pt-BR"/>
           <w14:ligatures w14:val="none"/>
         </w:rPr>
-      </w:pPr>
+        <w:t>6</w:t>
+      </w:r>
       <w:r>
         <w:rPr>
           <w:rFonts w:ascii="Arial" w:eastAsia="Times New Roman" w:hAnsi="Arial" w:cs="Arial"/>
@@ -2212,7 +2335,7 @@
           <w:lang w:eastAsia="pt-BR"/>
           <w14:ligatures w14:val="none"/>
         </w:rPr>
-        <w:t>6 IMPLEMENTAÇÃO EM FPGA</w:t>
+        <w:t xml:space="preserve"> ANÁLISE DOS RESULTADOS</w:t>
       </w:r>
     </w:p>
     <w:p>
@@ -2234,7 +2357,7 @@
           <w:lang w:eastAsia="pt-BR"/>
           <w14:ligatures w14:val="none"/>
         </w:rPr>
-        <w:t xml:space="preserve">Após a validação por simulação, os projetos foram sintetizados e implementados na placa Basys3. O </w:t>
+        <w:t xml:space="preserve">Os resultados obtidos demonstraram diferenças importantes entre os dois métodos de codificação. O NRZ-L apresenta implementação extremamente simples, pois o sinal transmitido depende diretamente do valor lógico do bit. Entretanto, essa simplicidade torna o sistema mais vulnerável à inversão de polaridade no meio físico e dificulta a recuperação de </w:t>
       </w:r>
       <w:proofErr w:type="spellStart"/>
       <w:r>
@@ -2254,7 +2377,7 @@
           <w:lang w:eastAsia="pt-BR"/>
           <w14:ligatures w14:val="none"/>
         </w:rPr>
-        <w:t xml:space="preserve"> principal da FPGA foi utilizado como referência temporal para o sistema, enquanto os switches da placa serviram como fonte da sequência binária transmitida.</w:t>
+        <w:t xml:space="preserve"> em sequências longas sem transições.</w:t>
       </w:r>
     </w:p>
     <w:p>
@@ -2276,27 +2399,7 @@
           <w:lang w:eastAsia="pt-BR"/>
           <w14:ligatures w14:val="none"/>
         </w:rPr>
-        <w:t xml:space="preserve">O botão físico da FPGA foi utilizado para iniciar e interromper a transmissão das sequências, operando em modo </w:t>
-      </w:r>
-      <w:proofErr w:type="spellStart"/>
-      <w:r>
-        <w:rPr>
-          <w:rFonts w:ascii="Arial" w:eastAsia="Times New Roman" w:hAnsi="Arial" w:cs="Arial"/>
-          <w:kern w:val="0"/>
-          <w:lang w:eastAsia="pt-BR"/>
-          <w14:ligatures w14:val="none"/>
-        </w:rPr>
-        <w:t>toggle</w:t>
-      </w:r>
-      <w:proofErr w:type="spellEnd"/>
-      <w:r>
-        <w:rPr>
-          <w:rFonts w:ascii="Arial" w:eastAsia="Times New Roman" w:hAnsi="Arial" w:cs="Arial"/>
-          <w:kern w:val="0"/>
-          <w:lang w:eastAsia="pt-BR"/>
-          <w14:ligatures w14:val="none"/>
-        </w:rPr>
-        <w:t>. O uso de temporização parametrizável possibilitou ajustar a velocidade de transmissão para níveis perceptíveis visualmente, permitindo acompanhar o funcionamento do sistema por meio dos LEDs e da saída serial.</w:t>
+        <w:t>O NRZ-I, por sua vez, introduz uma lógica diferencial baseada em mudanças de estado. Essa característica melhora a robustez da transmissão e reduz problemas associados à polaridade da linha de comunicação. Além disso, a presença de transições frequentes em sequências contendo muitos bits ‘1’ contribui para melhor sincronização entre transmissor e receptor.</w:t>
       </w:r>
     </w:p>
     <w:p>
@@ -2318,8 +2421,42 @@
           <w:lang w:eastAsia="pt-BR"/>
           <w14:ligatures w14:val="none"/>
         </w:rPr>
-        <w:t>A implementação física confirmou o funcionamento correto dos circuitos desenvolvidos em simulação, demonstrando a compatibilidade entre a descrição comportamental em VHDL e sua realização prática em hardware programável.</w:t>
-      </w:r>
+        <w:t>Apesar dessas vantagens, ambos os métodos ainda apresentam limitações relacionadas à componente DC e à ausência de transições em longas sequências de bits ‘0’. Em aplicações reais, essas limitações normalmente são mitigadas por técnicas adicionais de codificação ou sincronização.</w:t>
+      </w:r>
+    </w:p>
+    <w:p>
+      <w:pPr>
+        <w:spacing w:before="100" w:beforeAutospacing="1" w:after="100" w:afterAutospacing="1" w:line="240" w:lineRule="auto"/>
+        <w:ind w:firstLine="708"/>
+        <w:jc w:val="both"/>
+        <w:rPr>
+          <w:rFonts w:ascii="Arial" w:eastAsia="Times New Roman" w:hAnsi="Arial" w:cs="Arial"/>
+          <w:kern w:val="0"/>
+          <w:lang w:eastAsia="pt-BR"/>
+          <w14:ligatures w14:val="none"/>
+        </w:rPr>
+      </w:pPr>
+      <w:r>
+        <w:rPr>
+          <w:rFonts w:ascii="Arial" w:eastAsia="Times New Roman" w:hAnsi="Arial" w:cs="Arial"/>
+          <w:kern w:val="0"/>
+          <w:lang w:eastAsia="pt-BR"/>
+          <w14:ligatures w14:val="none"/>
+        </w:rPr>
+        <w:t>A implementação em FPGA permitiu observar na prática o comportamento temporal das codificações, demonstrando como conceitos teóricos de comunicação digital podem ser traduzidos em circuitos síncronos reais utilizando lógica programável.</w:t>
+      </w:r>
+    </w:p>
+    <w:p>
+      <w:pPr>
+        <w:spacing w:before="100" w:beforeAutospacing="1" w:after="100" w:afterAutospacing="1" w:line="240" w:lineRule="auto"/>
+        <w:jc w:val="both"/>
+        <w:rPr>
+          <w:rFonts w:ascii="Arial" w:eastAsia="Times New Roman" w:hAnsi="Arial" w:cs="Arial"/>
+          <w:kern w:val="0"/>
+          <w:lang w:eastAsia="pt-BR"/>
+          <w14:ligatures w14:val="none"/>
+        </w:rPr>
+      </w:pPr>
     </w:p>
     <w:p>
       <w:pPr>
@@ -2410,6 +2547,7 @@
           <w:lang w:eastAsia="pt-BR"/>
           <w14:ligatures w14:val="none"/>
         </w:rPr>
+        <w:lastRenderedPageBreak/>
         <w:t xml:space="preserve">Além da aplicação direta dos conceitos de comunicação digital, o trabalho também consolidou conhecimentos relacionados ao desenvolvimento de projetos em FPGA, incluindo criação de módulos VHDL, construção de </w:t>
       </w:r>
       <w:proofErr w:type="spellStart"/>
@@ -2452,7 +2590,6 @@
           <w:lang w:eastAsia="pt-BR"/>
           <w14:ligatures w14:val="none"/>
         </w:rPr>
-        <w:lastRenderedPageBreak/>
         <w:t>A estrutura modular desenvolvida possibilita futuras expansões do projeto, como integração com protocolos seriais, transmissão contínua de dados, implementação de novos esquemas de codificação e utilização de periféricos externos da FPGA.</w:t>
       </w:r>
     </w:p>
@@ -2560,134 +2697,6 @@
           <w:rFonts w:ascii="Arial" w:hAnsi="Arial" w:cs="Arial"/>
         </w:rPr>
       </w:pPr>
-      <w:r>
-        <w:rPr>
-          <w:rFonts w:ascii="Arial" w:hAnsi="Arial" w:cs="Arial"/>
-        </w:rPr>
-        <w:t xml:space="preserve">FRENZEL JR., LOUIS E. </w:t>
-      </w:r>
-      <w:r>
-        <w:rPr>
-          <w:rFonts w:ascii="Arial" w:hAnsi="Arial" w:cs="Arial"/>
-          <w:b/>
-          <w:bCs/>
-        </w:rPr>
-        <w:t xml:space="preserve">Fundamentos de comunicação eletrônica: linhas, </w:t>
-      </w:r>
-      <w:proofErr w:type="spellStart"/>
-      <w:r>
-        <w:rPr>
-          <w:rFonts w:ascii="Arial" w:hAnsi="Arial" w:cs="Arial"/>
-          <w:b/>
-          <w:bCs/>
-        </w:rPr>
-        <w:t>microondas</w:t>
-      </w:r>
-      <w:proofErr w:type="spellEnd"/>
-      <w:r>
-        <w:rPr>
-          <w:rFonts w:ascii="Arial" w:hAnsi="Arial" w:cs="Arial"/>
-          <w:b/>
-          <w:bCs/>
-        </w:rPr>
-        <w:t xml:space="preserve"> e </w:t>
-      </w:r>
-      <w:r>
-        <w:rPr>
-          <w:rFonts w:ascii="Arial" w:hAnsi="Arial" w:cs="Arial"/>
-          <w:b/>
-          <w:bCs/>
-        </w:rPr>
-        <w:t>a</w:t>
-      </w:r>
-      <w:r>
-        <w:rPr>
-          <w:rFonts w:ascii="Arial" w:hAnsi="Arial" w:cs="Arial"/>
-          <w:b/>
-          <w:bCs/>
-        </w:rPr>
-        <w:t>ntenas</w:t>
-      </w:r>
-      <w:r>
-        <w:rPr>
-          <w:rFonts w:ascii="Arial" w:hAnsi="Arial" w:cs="Arial"/>
-        </w:rPr>
-        <w:t>. 3. ed.</w:t>
-      </w:r>
-      <w:r>
-        <w:rPr>
-          <w:rFonts w:ascii="Arial" w:hAnsi="Arial" w:cs="Arial"/>
-        </w:rPr>
-        <w:t xml:space="preserve"> </w:t>
-      </w:r>
-      <w:r>
-        <w:rPr>
-          <w:rFonts w:ascii="Arial" w:hAnsi="Arial" w:cs="Arial"/>
-        </w:rPr>
-        <w:t xml:space="preserve">Porto Alegre: </w:t>
-      </w:r>
-      <w:proofErr w:type="spellStart"/>
-      <w:r>
-        <w:rPr>
-          <w:rFonts w:ascii="Arial" w:hAnsi="Arial" w:cs="Arial"/>
-        </w:rPr>
-        <w:t>Amgh</w:t>
-      </w:r>
-      <w:proofErr w:type="spellEnd"/>
-      <w:r>
-        <w:rPr>
-          <w:rFonts w:ascii="Arial" w:hAnsi="Arial" w:cs="Arial"/>
-        </w:rPr>
-        <w:t xml:space="preserve"> Editora Ltda., 2013.</w:t>
-      </w:r>
-    </w:p>
-    <w:p>
-      <w:pPr>
-        <w:rPr>
-          <w:rFonts w:ascii="Arial" w:hAnsi="Arial" w:cs="Arial"/>
-        </w:rPr>
-      </w:pPr>
-    </w:p>
-    <w:p>
-      <w:pPr>
-        <w:rPr>
-          <w:rFonts w:ascii="Arial" w:hAnsi="Arial" w:cs="Arial"/>
-        </w:rPr>
-      </w:pPr>
-      <w:r>
-        <w:rPr>
-          <w:rFonts w:ascii="Arial" w:hAnsi="Arial" w:cs="Arial"/>
-        </w:rPr>
-        <w:t xml:space="preserve">WHITE, C. M. </w:t>
-      </w:r>
-      <w:r>
-        <w:rPr>
-          <w:rFonts w:ascii="Arial" w:hAnsi="Arial" w:cs="Arial"/>
-          <w:b/>
-          <w:bCs/>
-        </w:rPr>
-        <w:t>Rede de computadores e comunicação de dados</w:t>
-      </w:r>
-      <w:r>
-        <w:rPr>
-          <w:rFonts w:ascii="Arial" w:hAnsi="Arial" w:cs="Arial"/>
-        </w:rPr>
-        <w:t xml:space="preserve">. São Paulo: </w:t>
-      </w:r>
-      <w:proofErr w:type="spellStart"/>
-      <w:r>
-        <w:rPr>
-          <w:rFonts w:ascii="Arial" w:hAnsi="Arial" w:cs="Arial"/>
-        </w:rPr>
-        <w:t>Cengage</w:t>
-      </w:r>
-      <w:proofErr w:type="spellEnd"/>
-      <w:r>
-        <w:rPr>
-          <w:rFonts w:ascii="Arial" w:hAnsi="Arial" w:cs="Arial"/>
-        </w:rPr>
-        <w:t>, 2012.</w:t>
-      </w:r>
     </w:p>
     <w:sectPr>
       <w:pgSz w:w="11906" w:h="16838"/>

--- a/relatorio_final/relatorio_final.docx
+++ b/relatorio_final/relatorio_final.docx
@@ -2357,7 +2357,61 @@
           <w:lang w:eastAsia="pt-BR"/>
           <w14:ligatures w14:val="none"/>
         </w:rPr>
-        <w:t xml:space="preserve">Os resultados obtidos demonstraram diferenças importantes entre os dois métodos de codificação. O NRZ-L apresenta implementação extremamente simples, pois o sinal transmitido depende diretamente do valor lógico do bit. Entretanto, essa simplicidade torna o sistema mais vulnerável à inversão de polaridade no meio físico e dificulta a recuperação de </w:t>
+        <w:t>Os resultados obtidos demonstraram diferenças importantes entre os dois métodos de codificação. O NRZ-L apresenta implementação extremamente simples, pois o sinal transmitido depende diretamente do valor lógico do bit</w:t>
+      </w:r>
+      <w:r>
+        <w:rPr>
+          <w:rFonts w:ascii="Arial" w:eastAsia="Times New Roman" w:hAnsi="Arial" w:cs="Arial"/>
+          <w:kern w:val="0"/>
+          <w:lang w:eastAsia="pt-BR"/>
+          <w14:ligatures w14:val="none"/>
+        </w:rPr>
+        <w:t xml:space="preserve"> (figura</w:t>
+      </w:r>
+      <w:r>
+        <w:rPr>
+          <w:rFonts w:ascii="Arial" w:eastAsia="Times New Roman" w:hAnsi="Arial" w:cs="Arial"/>
+          <w:kern w:val="0"/>
+          <w:lang w:eastAsia="pt-BR"/>
+          <w14:ligatures w14:val="none"/>
+        </w:rPr>
+        <w:t>s</w:t>
+      </w:r>
+      <w:r>
+        <w:rPr>
+          <w:rFonts w:ascii="Arial" w:eastAsia="Times New Roman" w:hAnsi="Arial" w:cs="Arial"/>
+          <w:kern w:val="0"/>
+          <w:lang w:eastAsia="pt-BR"/>
+          <w14:ligatures w14:val="none"/>
+        </w:rPr>
+        <w:t xml:space="preserve"> 1</w:t>
+      </w:r>
+      <w:r>
+        <w:rPr>
+          <w:rFonts w:ascii="Arial" w:eastAsia="Times New Roman" w:hAnsi="Arial" w:cs="Arial"/>
+          <w:kern w:val="0"/>
+          <w:lang w:eastAsia="pt-BR"/>
+          <w14:ligatures w14:val="none"/>
+        </w:rPr>
+        <w:t xml:space="preserve"> e 2</w:t>
+      </w:r>
+      <w:r>
+        <w:rPr>
+          <w:rFonts w:ascii="Arial" w:eastAsia="Times New Roman" w:hAnsi="Arial" w:cs="Arial"/>
+          <w:kern w:val="0"/>
+          <w:lang w:eastAsia="pt-BR"/>
+          <w14:ligatures w14:val="none"/>
+        </w:rPr>
+        <w:t>)</w:t>
+      </w:r>
+      <w:r>
+        <w:rPr>
+          <w:rFonts w:ascii="Arial" w:eastAsia="Times New Roman" w:hAnsi="Arial" w:cs="Arial"/>
+          <w:kern w:val="0"/>
+          <w:lang w:eastAsia="pt-BR"/>
+          <w14:ligatures w14:val="none"/>
+        </w:rPr>
+        <w:t xml:space="preserve">. Entretanto, essa simplicidade torna o sistema mais vulnerável à inversão de polaridade no meio físico e dificulta a recuperação de </w:t>
       </w:r>
       <w:proofErr w:type="spellStart"/>
       <w:r>
@@ -2392,14 +2446,408 @@
           <w14:ligatures w14:val="none"/>
         </w:rPr>
       </w:pPr>
-      <w:r>
-        <w:rPr>
-          <w:rFonts w:ascii="Arial" w:eastAsia="Times New Roman" w:hAnsi="Arial" w:cs="Arial"/>
-          <w:kern w:val="0"/>
-          <w:lang w:eastAsia="pt-BR"/>
-          <w14:ligatures w14:val="none"/>
-        </w:rPr>
-        <w:t>O NRZ-I, por sua vez, introduz uma lógica diferencial baseada em mudanças de estado. Essa característica melhora a robustez da transmissão e reduz problemas associados à polaridade da linha de comunicação. Além disso, a presença de transições frequentes em sequências contendo muitos bits ‘1’ contribui para melhor sincronização entre transmissor e receptor.</w:t>
+    </w:p>
+    <w:p>
+      <w:pPr>
+        <w:pStyle w:val="Legenda"/>
+      </w:pPr>
+      <w:r>
+        <w:t xml:space="preserve">Figura </w:t>
+      </w:r>
+      <w:fldSimple w:instr=" SEQ Figura \* ARABIC ">
+        <w:r>
+          <w:rPr>
+            <w:noProof/>
+          </w:rPr>
+          <w:t>1</w:t>
+        </w:r>
+      </w:fldSimple>
+      <w:r>
+        <w:t xml:space="preserve"> </w:t>
+      </w:r>
+      <w:r>
+        <w:t>- Resultado da simulação do NRZ-L</w:t>
+      </w:r>
+    </w:p>
+    <w:p>
+      <w:pPr>
+        <w:keepNext/>
+        <w:spacing w:before="100" w:beforeAutospacing="1" w:after="100" w:afterAutospacing="1" w:line="240" w:lineRule="auto"/>
+        <w:ind w:firstLine="708"/>
+        <w:jc w:val="center"/>
+      </w:pPr>
+      <w:r>
+        <w:rPr>
+          <w:rFonts w:ascii="Arial" w:eastAsia="Times New Roman" w:hAnsi="Arial" w:cs="Arial"/>
+          <w:noProof/>
+          <w:kern w:val="0"/>
+          <w:lang w:eastAsia="pt-BR"/>
+          <w14:ligatures w14:val="none"/>
+        </w:rPr>
+        <w:drawing>
+          <wp:inline distT="0" distB="0" distL="0" distR="0" wp14:anchorId="044A84F8" wp14:editId="73B98F6C">
+            <wp:extent cx="4868333" cy="1846221"/>
+            <wp:effectExtent l="0" t="0" r="0" b="0"/>
+            <wp:docPr id="897434610" name="Imagem 1"/>
+            <wp:cNvGraphicFramePr>
+              <a:graphicFrameLocks xmlns:a="http://schemas.openxmlformats.org/drawingml/2006/main" noChangeAspect="1"/>
+            </wp:cNvGraphicFramePr>
+            <a:graphic xmlns:a="http://schemas.openxmlformats.org/drawingml/2006/main">
+              <a:graphicData uri="http://schemas.openxmlformats.org/drawingml/2006/picture">
+                <pic:pic xmlns:pic="http://schemas.openxmlformats.org/drawingml/2006/picture">
+                  <pic:nvPicPr>
+                    <pic:cNvPr id="897434610" name=""/>
+                    <pic:cNvPicPr/>
+                  </pic:nvPicPr>
+                  <pic:blipFill>
+                    <a:blip r:embed="rId5"/>
+                    <a:stretch>
+                      <a:fillRect/>
+                    </a:stretch>
+                  </pic:blipFill>
+                  <pic:spPr>
+                    <a:xfrm>
+                      <a:off x="0" y="0"/>
+                      <a:ext cx="4900107" cy="1858271"/>
+                    </a:xfrm>
+                    <a:prstGeom prst="rect">
+                      <a:avLst/>
+                    </a:prstGeom>
+                  </pic:spPr>
+                </pic:pic>
+              </a:graphicData>
+            </a:graphic>
+          </wp:inline>
+        </w:drawing>
+      </w:r>
+    </w:p>
+    <w:p>
+      <w:pPr>
+        <w:pStyle w:val="Legenda"/>
+      </w:pPr>
+      <w:r>
+        <w:t>Fonte: própria</w:t>
+      </w:r>
+    </w:p>
+    <w:p/>
+    <w:p/>
+    <w:p/>
+    <w:p/>
+    <w:p/>
+    <w:p/>
+    <w:p/>
+    <w:p>
+      <w:pPr>
+        <w:pStyle w:val="Legenda"/>
+      </w:pPr>
+      <w:r>
+        <w:lastRenderedPageBreak/>
+        <w:t xml:space="preserve">Figura </w:t>
+      </w:r>
+      <w:fldSimple w:instr=" SEQ Figura \* ARABIC ">
+        <w:r>
+          <w:rPr>
+            <w:noProof/>
+          </w:rPr>
+          <w:t>2</w:t>
+        </w:r>
+      </w:fldSimple>
+      <w:r>
+        <w:t xml:space="preserve"> - Funcionamento do NRZ-L na placa</w:t>
+      </w:r>
+    </w:p>
+    <w:p>
+      <w:pPr>
+        <w:keepNext/>
+        <w:spacing w:before="100" w:beforeAutospacing="1" w:after="100" w:afterAutospacing="1" w:line="240" w:lineRule="auto"/>
+        <w:ind w:firstLine="708"/>
+        <w:jc w:val="center"/>
+      </w:pPr>
+      <w:r>
+        <w:rPr>
+          <w:rFonts w:ascii="Arial" w:eastAsia="Times New Roman" w:hAnsi="Arial" w:cs="Arial"/>
+          <w:noProof/>
+          <w:kern w:val="0"/>
+          <w:lang w:eastAsia="pt-BR"/>
+          <w14:ligatures w14:val="none"/>
+        </w:rPr>
+        <w:drawing>
+          <wp:inline distT="0" distB="0" distL="0" distR="0" wp14:anchorId="257E2916" wp14:editId="21800BAC">
+            <wp:extent cx="3818467" cy="2204953"/>
+            <wp:effectExtent l="0" t="0" r="4445" b="5080"/>
+            <wp:docPr id="1052637825" name="Imagem 1"/>
+            <wp:cNvGraphicFramePr>
+              <a:graphicFrameLocks xmlns:a="http://schemas.openxmlformats.org/drawingml/2006/main" noChangeAspect="1"/>
+            </wp:cNvGraphicFramePr>
+            <a:graphic xmlns:a="http://schemas.openxmlformats.org/drawingml/2006/main">
+              <a:graphicData uri="http://schemas.openxmlformats.org/drawingml/2006/picture">
+                <pic:pic xmlns:pic="http://schemas.openxmlformats.org/drawingml/2006/picture">
+                  <pic:nvPicPr>
+                    <pic:cNvPr id="1052637825" name=""/>
+                    <pic:cNvPicPr/>
+                  </pic:nvPicPr>
+                  <pic:blipFill>
+                    <a:blip r:embed="rId6"/>
+                    <a:stretch>
+                      <a:fillRect/>
+                    </a:stretch>
+                  </pic:blipFill>
+                  <pic:spPr>
+                    <a:xfrm>
+                      <a:off x="0" y="0"/>
+                      <a:ext cx="3860773" cy="2229383"/>
+                    </a:xfrm>
+                    <a:prstGeom prst="rect">
+                      <a:avLst/>
+                    </a:prstGeom>
+                  </pic:spPr>
+                </pic:pic>
+              </a:graphicData>
+            </a:graphic>
+          </wp:inline>
+        </w:drawing>
+      </w:r>
+    </w:p>
+    <w:p>
+      <w:pPr>
+        <w:pStyle w:val="Legenda"/>
+        <w:rPr>
+          <w:rFonts w:eastAsia="Times New Roman"/>
+          <w:kern w:val="0"/>
+          <w:lang w:eastAsia="pt-BR"/>
+          <w14:ligatures w14:val="none"/>
+        </w:rPr>
+      </w:pPr>
+      <w:r>
+        <w:t>Fonte: própria</w:t>
+      </w:r>
+    </w:p>
+    <w:p>
+      <w:pPr>
+        <w:spacing w:before="100" w:beforeAutospacing="1" w:after="100" w:afterAutospacing="1" w:line="240" w:lineRule="auto"/>
+        <w:ind w:firstLine="708"/>
+        <w:jc w:val="both"/>
+        <w:rPr>
+          <w:rFonts w:ascii="Arial" w:eastAsia="Times New Roman" w:hAnsi="Arial" w:cs="Arial"/>
+          <w:kern w:val="0"/>
+          <w:lang w:eastAsia="pt-BR"/>
+          <w14:ligatures w14:val="none"/>
+        </w:rPr>
+      </w:pPr>
+      <w:r>
+        <w:rPr>
+          <w:rFonts w:ascii="Arial" w:eastAsia="Times New Roman" w:hAnsi="Arial" w:cs="Arial"/>
+          <w:kern w:val="0"/>
+          <w:lang w:eastAsia="pt-BR"/>
+          <w14:ligatures w14:val="none"/>
+        </w:rPr>
+        <w:t>O NRZ-I, por sua vez, introduz uma lógica diferencial baseada em mudanças de estado</w:t>
+      </w:r>
+      <w:r>
+        <w:rPr>
+          <w:rFonts w:ascii="Arial" w:eastAsia="Times New Roman" w:hAnsi="Arial" w:cs="Arial"/>
+          <w:kern w:val="0"/>
+          <w:lang w:eastAsia="pt-BR"/>
+          <w14:ligatures w14:val="none"/>
+        </w:rPr>
+        <w:t xml:space="preserve"> (figura</w:t>
+      </w:r>
+      <w:r>
+        <w:rPr>
+          <w:rFonts w:ascii="Arial" w:eastAsia="Times New Roman" w:hAnsi="Arial" w:cs="Arial"/>
+          <w:kern w:val="0"/>
+          <w:lang w:eastAsia="pt-BR"/>
+          <w14:ligatures w14:val="none"/>
+        </w:rPr>
+        <w:t>s 3 e 4</w:t>
+      </w:r>
+      <w:r>
+        <w:rPr>
+          <w:rFonts w:ascii="Arial" w:eastAsia="Times New Roman" w:hAnsi="Arial" w:cs="Arial"/>
+          <w:kern w:val="0"/>
+          <w:lang w:eastAsia="pt-BR"/>
+          <w14:ligatures w14:val="none"/>
+        </w:rPr>
+        <w:t>)</w:t>
+      </w:r>
+      <w:r>
+        <w:rPr>
+          <w:rFonts w:ascii="Arial" w:eastAsia="Times New Roman" w:hAnsi="Arial" w:cs="Arial"/>
+          <w:kern w:val="0"/>
+          <w:lang w:eastAsia="pt-BR"/>
+          <w14:ligatures w14:val="none"/>
+        </w:rPr>
+        <w:t>. Essa característica melhora a robustez da transmissão e reduz problemas associados à polaridade da linha de comunicação. Além disso, a presença de transições frequentes em sequências contendo muitos bits ‘1’ contribui para melhor sincronização entre transmissor e receptor.</w:t>
+      </w:r>
+    </w:p>
+    <w:p>
+      <w:pPr>
+        <w:pStyle w:val="Legenda"/>
+      </w:pPr>
+      <w:r>
+        <w:t xml:space="preserve">Figura </w:t>
+      </w:r>
+      <w:r>
+        <w:t>3</w:t>
+      </w:r>
+      <w:r>
+        <w:t xml:space="preserve"> - Resultados da simulação do NRZ-I</w:t>
+      </w:r>
+    </w:p>
+    <w:p>
+      <w:pPr>
+        <w:keepNext/>
+        <w:spacing w:before="100" w:beforeAutospacing="1" w:after="100" w:afterAutospacing="1" w:line="240" w:lineRule="auto"/>
+        <w:ind w:firstLine="708"/>
+        <w:jc w:val="center"/>
+      </w:pPr>
+      <w:r>
+        <w:rPr>
+          <w:rFonts w:ascii="Arial" w:eastAsia="Times New Roman" w:hAnsi="Arial" w:cs="Arial"/>
+          <w:noProof/>
+          <w:kern w:val="0"/>
+          <w:lang w:eastAsia="pt-BR"/>
+          <w14:ligatures w14:val="none"/>
+        </w:rPr>
+        <w:drawing>
+          <wp:inline distT="0" distB="0" distL="0" distR="0" wp14:anchorId="0A83ED16" wp14:editId="70C0503B">
+            <wp:extent cx="4724400" cy="1789553"/>
+            <wp:effectExtent l="0" t="0" r="0" b="1270"/>
+            <wp:docPr id="466663802" name="Imagem 1"/>
+            <wp:cNvGraphicFramePr>
+              <a:graphicFrameLocks xmlns:a="http://schemas.openxmlformats.org/drawingml/2006/main" noChangeAspect="1"/>
+            </wp:cNvGraphicFramePr>
+            <a:graphic xmlns:a="http://schemas.openxmlformats.org/drawingml/2006/main">
+              <a:graphicData uri="http://schemas.openxmlformats.org/drawingml/2006/picture">
+                <pic:pic xmlns:pic="http://schemas.openxmlformats.org/drawingml/2006/picture">
+                  <pic:nvPicPr>
+                    <pic:cNvPr id="466663802" name=""/>
+                    <pic:cNvPicPr/>
+                  </pic:nvPicPr>
+                  <pic:blipFill>
+                    <a:blip r:embed="rId7"/>
+                    <a:stretch>
+                      <a:fillRect/>
+                    </a:stretch>
+                  </pic:blipFill>
+                  <pic:spPr>
+                    <a:xfrm>
+                      <a:off x="0" y="0"/>
+                      <a:ext cx="4752948" cy="1800367"/>
+                    </a:xfrm>
+                    <a:prstGeom prst="rect">
+                      <a:avLst/>
+                    </a:prstGeom>
+                  </pic:spPr>
+                </pic:pic>
+              </a:graphicData>
+            </a:graphic>
+          </wp:inline>
+        </w:drawing>
+      </w:r>
+    </w:p>
+    <w:p>
+      <w:pPr>
+        <w:pStyle w:val="Legenda"/>
+        <w:rPr>
+          <w:rFonts w:eastAsia="Times New Roman"/>
+          <w:kern w:val="0"/>
+          <w:lang w:eastAsia="pt-BR"/>
+          <w14:ligatures w14:val="none"/>
+        </w:rPr>
+      </w:pPr>
+      <w:r>
+        <w:t>Fonte: própria</w:t>
+      </w:r>
+    </w:p>
+    <w:p>
+      <w:pPr>
+        <w:pStyle w:val="Legenda"/>
+        <w:keepNext/>
+      </w:pPr>
+      <w:r>
+        <w:lastRenderedPageBreak/>
+        <w:t xml:space="preserve">Figura </w:t>
+      </w:r>
+      <w:r>
+        <w:t>4</w:t>
+      </w:r>
+      <w:r>
+        <w:t xml:space="preserve"> </w:t>
+      </w:r>
+      <w:proofErr w:type="gramStart"/>
+      <w:r>
+        <w:t>-  Funcionamento</w:t>
+      </w:r>
+      <w:proofErr w:type="gramEnd"/>
+      <w:r>
+        <w:t xml:space="preserve"> do NRZ-I na placa</w:t>
+      </w:r>
+    </w:p>
+    <w:p>
+      <w:pPr>
+        <w:keepNext/>
+        <w:spacing w:before="100" w:beforeAutospacing="1" w:after="100" w:afterAutospacing="1" w:line="240" w:lineRule="auto"/>
+        <w:ind w:firstLine="708"/>
+        <w:jc w:val="center"/>
+      </w:pPr>
+      <w:r>
+        <w:rPr>
+          <w:rFonts w:ascii="Arial" w:eastAsia="Times New Roman" w:hAnsi="Arial" w:cs="Arial"/>
+          <w:noProof/>
+          <w:kern w:val="0"/>
+          <w:lang w:eastAsia="pt-BR"/>
+          <w14:ligatures w14:val="none"/>
+        </w:rPr>
+        <w:drawing>
+          <wp:inline distT="0" distB="0" distL="0" distR="0" wp14:anchorId="069D71BA" wp14:editId="3C53B97E">
+            <wp:extent cx="3911600" cy="2103493"/>
+            <wp:effectExtent l="0" t="0" r="0" b="5080"/>
+            <wp:docPr id="1076254506" name="Imagem 1"/>
+            <wp:cNvGraphicFramePr>
+              <a:graphicFrameLocks xmlns:a="http://schemas.openxmlformats.org/drawingml/2006/main" noChangeAspect="1"/>
+            </wp:cNvGraphicFramePr>
+            <a:graphic xmlns:a="http://schemas.openxmlformats.org/drawingml/2006/main">
+              <a:graphicData uri="http://schemas.openxmlformats.org/drawingml/2006/picture">
+                <pic:pic xmlns:pic="http://schemas.openxmlformats.org/drawingml/2006/picture">
+                  <pic:nvPicPr>
+                    <pic:cNvPr id="1076254506" name=""/>
+                    <pic:cNvPicPr/>
+                  </pic:nvPicPr>
+                  <pic:blipFill>
+                    <a:blip r:embed="rId8"/>
+                    <a:stretch>
+                      <a:fillRect/>
+                    </a:stretch>
+                  </pic:blipFill>
+                  <pic:spPr>
+                    <a:xfrm>
+                      <a:off x="0" y="0"/>
+                      <a:ext cx="3929371" cy="2113050"/>
+                    </a:xfrm>
+                    <a:prstGeom prst="rect">
+                      <a:avLst/>
+                    </a:prstGeom>
+                  </pic:spPr>
+                </pic:pic>
+              </a:graphicData>
+            </a:graphic>
+          </wp:inline>
+        </w:drawing>
+      </w:r>
+    </w:p>
+    <w:p>
+      <w:pPr>
+        <w:pStyle w:val="Legenda"/>
+        <w:rPr>
+          <w:rFonts w:eastAsia="Times New Roman"/>
+          <w:kern w:val="0"/>
+          <w:lang w:eastAsia="pt-BR"/>
+          <w14:ligatures w14:val="none"/>
+        </w:rPr>
+      </w:pPr>
+      <w:r>
+        <w:t>Fonte: própria</w:t>
       </w:r>
     </w:p>
     <w:p>
@@ -2547,7 +2995,6 @@
           <w:lang w:eastAsia="pt-BR"/>
           <w14:ligatures w14:val="none"/>
         </w:rPr>
-        <w:lastRenderedPageBreak/>
         <w:t xml:space="preserve">Além da aplicação direta dos conceitos de comunicação digital, o trabalho também consolidou conhecimentos relacionados ao desenvolvimento de projetos em FPGA, incluindo criação de módulos VHDL, construção de </w:t>
       </w:r>
       <w:proofErr w:type="spellStart"/>
@@ -2590,26 +3037,13 @@
           <w:lang w:eastAsia="pt-BR"/>
           <w14:ligatures w14:val="none"/>
         </w:rPr>
-        <w:t>A estrutura modular desenvolvida possibilita futuras expansões do projeto, como integração com protocolos seriais, transmissão contínua de dados, implementação de novos esquemas de codificação e utilização de periféricos externos da FPGA.</w:t>
-      </w:r>
-    </w:p>
-    <w:p>
-      <w:pPr>
-        <w:jc w:val="both"/>
-        <w:rPr>
-          <w:rFonts w:ascii="Arial" w:hAnsi="Arial" w:cs="Arial"/>
-        </w:rPr>
-      </w:pPr>
-    </w:p>
-    <w:p>
-      <w:pPr>
-        <w:rPr>
-          <w:rFonts w:ascii="Arial" w:hAnsi="Arial" w:cs="Arial"/>
-        </w:rPr>
-      </w:pPr>
-      <w:r>
-        <w:rPr>
-          <w:rFonts w:ascii="Arial" w:hAnsi="Arial" w:cs="Arial"/>
+        <w:t>A estrutura modular desenvolvida possibilita futuras expansões do projeto, como integração com protocolos seriais, transmissão contínua de dados, implementação de novos esquemas de codificação e utilização de periféricos externos da FPGA</w:t>
+      </w:r>
+      <w:r>
+        <w:rPr>
+          <w:rFonts w:ascii="Arial" w:hAnsi="Arial" w:cs="Arial"/>
+          <w:b/>
+          <w:bCs/>
         </w:rPr>
         <w:br w:type="page"/>
       </w:r>
@@ -4754,6 +5188,27 @@
       <w14:ligatures w14:val="none"/>
     </w:rPr>
   </w:style>
+  <w:style w:type="paragraph" w:styleId="Legenda">
+    <w:name w:val="caption"/>
+    <w:basedOn w:val="Normal"/>
+    <w:next w:val="Normal"/>
+    <w:uiPriority w:val="35"/>
+    <w:unhideWhenUsed/>
+    <w:qFormat/>
+    <w:rsid w:val="00FA0957"/>
+    <w:pPr>
+      <w:spacing w:after="200" w:line="240" w:lineRule="auto"/>
+      <w:jc w:val="center"/>
+    </w:pPr>
+    <w:rPr>
+      <w:rFonts w:ascii="Arial" w:hAnsi="Arial" w:cs="Arial"/>
+      <w:i/>
+      <w:iCs/>
+      <w:color w:val="0E2841" w:themeColor="text2"/>
+      <w:sz w:val="18"/>
+      <w:szCs w:val="18"/>
+    </w:rPr>
+  </w:style>
 </w:styles>
 </file>
 
